--- a/resources/office-templates/template.docx
+++ b/resources/office-templates/template.docx
@@ -4,6 +4,7 @@
   <w:body>
     <w:p>
       <w:pPr>
+        <w:spacing w:after="0"/>
         <w:jc w:val="center"/>
         <w:rPr>
           <w:rFonts w:ascii="Times New Roman" w:hAnsi="Times New Roman" w:cs="Times New Roman"/>
@@ -14,7 +15,78 @@
       </w:pPr>
       <w:r>
         <w:rPr>
-          <w:rFonts w:ascii="Times New Roman" w:hAnsi="Times New Roman" w:cs="Times New Roman"/>
+          <w:rFonts w:ascii="Old English Text MT" w:hAnsi="Old English Text MT" w:cs="Times New Roman"/>
+          <w:b/>
+          <w:bCs/>
+          <w:noProof/>
+          <w:lang w:val="en-US"/>
+        </w:rPr>
+        <w:drawing>
+          <wp:anchor distT="0" distB="0" distL="114300" distR="114300" simplePos="0" relativeHeight="251658240" behindDoc="0" locked="0" layoutInCell="1" allowOverlap="1" wp14:anchorId="6C4343B2" wp14:editId="121C0DCF">
+            <wp:simplePos x="0" y="0"/>
+            <wp:positionH relativeFrom="column">
+              <wp:posOffset>1787768</wp:posOffset>
+            </wp:positionH>
+            <wp:positionV relativeFrom="paragraph">
+              <wp:posOffset>-11723</wp:posOffset>
+            </wp:positionV>
+            <wp:extent cx="452511" cy="452511"/>
+            <wp:effectExtent l="0" t="0" r="5080" b="5080"/>
+            <wp:wrapNone/>
+            <wp:docPr id="1510149863" name="Picture 1"/>
+            <wp:cNvGraphicFramePr>
+              <a:graphicFrameLocks xmlns:a="http://schemas.openxmlformats.org/drawingml/2006/main" noChangeAspect="1"/>
+            </wp:cNvGraphicFramePr>
+            <a:graphic xmlns:a="http://schemas.openxmlformats.org/drawingml/2006/main">
+              <a:graphicData uri="http://schemas.openxmlformats.org/drawingml/2006/picture">
+                <pic:pic xmlns:pic="http://schemas.openxmlformats.org/drawingml/2006/picture">
+                  <pic:nvPicPr>
+                    <pic:cNvPr id="0" name="Picture 1"/>
+                    <pic:cNvPicPr>
+                      <a:picLocks noChangeAspect="1" noChangeArrowheads="1"/>
+                    </pic:cNvPicPr>
+                  </pic:nvPicPr>
+                  <pic:blipFill>
+                    <a:blip r:embed="rId4" cstate="print">
+                      <a:extLst>
+                        <a:ext uri="{28A0092B-C50C-407E-A947-70E740481C1C}">
+                          <a14:useLocalDpi xmlns:a14="http://schemas.microsoft.com/office/drawing/2010/main" val="0"/>
+                        </a:ext>
+                      </a:extLst>
+                    </a:blip>
+                    <a:srcRect/>
+                    <a:stretch>
+                      <a:fillRect/>
+                    </a:stretch>
+                  </pic:blipFill>
+                  <pic:spPr bwMode="auto">
+                    <a:xfrm>
+                      <a:off x="0" y="0"/>
+                      <a:ext cx="453567" cy="453567"/>
+                    </a:xfrm>
+                    <a:prstGeom prst="rect">
+                      <a:avLst/>
+                    </a:prstGeom>
+                    <a:noFill/>
+                    <a:ln>
+                      <a:noFill/>
+                    </a:ln>
+                  </pic:spPr>
+                </pic:pic>
+              </a:graphicData>
+            </a:graphic>
+            <wp14:sizeRelH relativeFrom="margin">
+              <wp14:pctWidth>0</wp14:pctWidth>
+            </wp14:sizeRelH>
+            <wp14:sizeRelV relativeFrom="margin">
+              <wp14:pctHeight>0</wp14:pctHeight>
+            </wp14:sizeRelV>
+          </wp:anchor>
+        </w:drawing>
+      </w:r>
+      <w:r>
+        <w:rPr>
+          <w:rFonts w:ascii="Old English Text MT" w:hAnsi="Old English Text MT" w:cs="Times New Roman"/>
           <w:b/>
           <w:bCs/>
           <w:lang w:val="en-US"/>
@@ -34,6 +106,7 @@
     </w:p>
     <w:p>
       <w:pPr>
+        <w:spacing w:after="0"/>
         <w:jc w:val="center"/>
         <w:rPr>
           <w:rFonts w:ascii="Times New Roman" w:hAnsi="Times New Roman" w:cs="Times New Roman"/>
@@ -54,6 +127,7 @@
     </w:p>
     <w:p>
       <w:pPr>
+        <w:spacing w:after="0"/>
         <w:jc w:val="center"/>
         <w:rPr>
           <w:rFonts w:ascii="Times New Roman" w:hAnsi="Times New Roman" w:cs="Times New Roman"/>
@@ -74,7 +148,8 @@
     </w:p>
     <w:p>
       <w:pPr>
-        <w:jc w:val="right"/>
+        <w:spacing w:after="0"/>
+        <w:ind w:left="7920"/>
         <w:rPr>
           <w:rFonts w:ascii="Times New Roman" w:hAnsi="Times New Roman" w:cs="Times New Roman"/>
           <w:b/>
@@ -99,6 +174,15 @@
           <w:lang w:val="en-US"/>
         </w:rPr>
         <w:t>_________</w:t>
+      </w:r>
+      <w:r>
+        <w:rPr>
+          <w:rFonts w:ascii="Times New Roman" w:hAnsi="Times New Roman" w:cs="Times New Roman"/>
+          <w:b/>
+          <w:bCs/>
+          <w:lang w:val="en-US"/>
+        </w:rPr>
+        <w:t>___</w:t>
       </w:r>
     </w:p>
     <w:p>
@@ -373,7 +457,7 @@
       </w:tblGrid>
       <w:tr>
         <w:trPr>
-          <w:trHeight w:val="624"/>
+          <w:trHeight w:val="30"/>
         </w:trPr>
         <w:tc>
           <w:tcPr>
@@ -558,7 +642,7 @@
       </w:tr>
       <w:tr>
         <w:trPr>
-          <w:trHeight w:val="370"/>
+          <w:trHeight w:val="50"/>
         </w:trPr>
         <w:tc>
           <w:tcPr>
@@ -793,7 +877,7 @@
       </w:tr>
       <w:tr>
         <w:trPr>
-          <w:trHeight w:val="370"/>
+          <w:trHeight w:val="50"/>
         </w:trPr>
         <w:tc>
           <w:tcPr>
@@ -888,7 +972,7 @@
       </w:tr>
       <w:tr>
         <w:trPr>
-          <w:trHeight w:val="384"/>
+          <w:trHeight w:val="50"/>
         </w:trPr>
         <w:tc>
           <w:tcPr>
@@ -983,7 +1067,7 @@
       </w:tr>
       <w:tr>
         <w:trPr>
-          <w:trHeight w:val="370"/>
+          <w:trHeight w:val="50"/>
         </w:trPr>
         <w:tc>
           <w:tcPr>
@@ -1078,7 +1162,7 @@
       </w:tr>
       <w:tr>
         <w:trPr>
-          <w:trHeight w:val="384"/>
+          <w:trHeight w:val="50"/>
         </w:trPr>
         <w:tc>
           <w:tcPr>
@@ -1173,7 +1257,7 @@
       </w:tr>
       <w:tr>
         <w:trPr>
-          <w:trHeight w:val="370"/>
+          <w:trHeight w:val="50"/>
         </w:trPr>
         <w:tc>
           <w:tcPr>
@@ -1268,7 +1352,7 @@
       </w:tr>
       <w:tr>
         <w:trPr>
-          <w:trHeight w:val="370"/>
+          <w:trHeight w:val="50"/>
         </w:trPr>
         <w:tc>
           <w:tcPr>
@@ -1363,7 +1447,7 @@
       </w:tr>
       <w:tr>
         <w:trPr>
-          <w:trHeight w:val="384"/>
+          <w:trHeight w:val="50"/>
         </w:trPr>
         <w:tc>
           <w:tcPr>
@@ -1459,6 +1543,7 @@
     </w:tbl>
     <w:p>
       <w:pPr>
+        <w:spacing w:after="0"/>
         <w:rPr>
           <w:rFonts w:ascii="Times New Roman" w:hAnsi="Times New Roman" w:cs="Times New Roman"/>
           <w:b/>
@@ -1545,6 +1630,15 @@
           <w:rFonts w:ascii="Times New Roman" w:hAnsi="Times New Roman" w:cs="Times New Roman"/>
           <w:b/>
           <w:bCs/>
+          <w:lang w:val="en-US"/>
+        </w:rPr>
+        <w:t>_________</w:t>
+      </w:r>
+      <w:r>
+        <w:rPr>
+          <w:rFonts w:ascii="Times New Roman" w:hAnsi="Times New Roman" w:cs="Times New Roman"/>
+          <w:b/>
+          <w:bCs/>
           <w:u w:val="single"/>
           <w:lang w:val="en-US"/>
         </w:rPr>
@@ -1600,6 +1694,7 @@
           <w:rFonts w:ascii="Times New Roman" w:hAnsi="Times New Roman" w:cs="Times New Roman"/>
           <w:b/>
           <w:bCs/>
+          <w:u w:val="single"/>
           <w:lang w:val="en-US"/>
         </w:rPr>
         <w:t>_</w:t>
@@ -1610,9 +1705,10 @@
           <w:rFonts w:ascii="Times New Roman" w:hAnsi="Times New Roman" w:cs="Times New Roman"/>
           <w:b/>
           <w:bCs/>
-          <w:lang w:val="en-US"/>
-        </w:rPr>
-        <w:t>_______________________________</w:t>
+          <w:u w:val="single"/>
+          <w:lang w:val="en-US"/>
+        </w:rPr>
+        <w:t>____________</w:t>
       </w:r>
       <w:r>
         <w:rPr>
@@ -1631,7 +1727,26 @@
           <w:lang w:val="en-US"/>
         </w:rPr>
         <w:tab/>
-        <w:t xml:space="preserve">        Date: ____________</w:t>
+        <w:t xml:space="preserve">       </w:t>
+      </w:r>
+      <w:r>
+        <w:rPr>
+          <w:rFonts w:ascii="Times New Roman" w:hAnsi="Times New Roman" w:cs="Times New Roman"/>
+          <w:b/>
+          <w:bCs/>
+          <w:lang w:val="en-US"/>
+        </w:rPr>
+        <w:tab/>
+        <w:t xml:space="preserve">       </w:t>
+      </w:r>
+      <w:r>
+        <w:rPr>
+          <w:rFonts w:ascii="Times New Roman" w:hAnsi="Times New Roman" w:cs="Times New Roman"/>
+          <w:b/>
+          <w:bCs/>
+          <w:lang w:val="en-US"/>
+        </w:rPr>
+        <w:t xml:space="preserve"> Date: ____________</w:t>
       </w:r>
       <w:r>
         <w:rPr>
@@ -1675,6 +1790,7 @@
     </w:p>
     <w:p>
       <w:pPr>
+        <w:spacing w:after="0"/>
         <w:rPr>
           <w:rFonts w:ascii="Times New Roman" w:hAnsi="Times New Roman" w:cs="Times New Roman"/>
           <w:b/>
@@ -1871,6 +1987,7 @@
     </w:p>
     <w:p>
       <w:pPr>
+        <w:spacing w:after="0"/>
         <w:rPr>
           <w:rFonts w:ascii="Times New Roman" w:hAnsi="Times New Roman" w:cs="Times New Roman"/>
           <w:b/>
